--- a/Algorithms/Final List Including Python Code and Pseudocode/Final Algorithm List.docx
+++ b/Algorithms/Final List Including Python Code and Pseudocode/Final Algorithm List.docx
@@ -142,7 +142,17 @@
           <w:sz w:val="24"/>
           <w:szCs w:val="24"/>
         </w:rPr>
-        <w:t>[1] - Gwen 3.6 plus</w:t>
+        <w:t>[1] - Q</w:t>
+      </w:r>
+      <w:bookmarkStart w:id="0" w:name="_GoBack"/>
+      <w:bookmarkEnd w:id="0"/>
+      <w:r>
+        <w:rPr>
+          <w:rFonts w:cstheme="minorHAnsi"/>
+          <w:sz w:val="24"/>
+          <w:szCs w:val="24"/>
+        </w:rPr>
+        <w:t>wen 3.6 plus</w:t>
       </w:r>
     </w:p>
     <w:p>
@@ -245,8 +255,6 @@
         </w:rPr>
         <w:t>[5] - Claude S</w:t>
       </w:r>
-      <w:bookmarkStart w:id="0" w:name="_GoBack"/>
-      <w:bookmarkEnd w:id="0"/>
       <w:r>
         <w:rPr>
           <w:rFonts w:cstheme="minorHAnsi"/>
